--- a/docs/generated/MedClinic_KhaoSat_HienTrang.docx
+++ b/docs/generated/MedClinic_KhaoSat_HienTrang.docx
@@ -2410,7 +2410,7 @@
                 <w:rFonts w:ascii="Times New Roman" w:hAnsi="Times New Roman"/>
                 <w:sz w:val="22"/>
               </w:rPr>
-              <w:t xml:space="preserve">Thống kê doanh thu thời gian thực</w:t>
+              <w:t xml:space="preserve">Thống kê doanh thu từ dữ liệu giao dịch</w:t>
             </w:r>
           </w:p>
         </w:tc>
@@ -2520,7 +2520,7 @@
                 <w:rFonts w:ascii="Times New Roman" w:hAnsi="Times New Roman"/>
                 <w:sz w:val="22"/>
               </w:rPr>
-              <w:t xml:space="preserve">Có (Chart.js biểu đồ đường, cột, tròn theo ngày/tháng)</w:t>
+              <w:t xml:space="preserve">Có (Chart.js KPI và biểu đồ trạng thái/chuyên khoa)</w:t>
             </w:r>
           </w:p>
         </w:tc>
